--- a/docs.docx
+++ b/docs.docx
@@ -1,8 +1,13 @@
 
 <file path=word/document.xml><?xml version="1.0" encoding="utf-8"?>
-<w:document xmlns:wpc="http://schemas.microsoft.com/office/word/2010/wordprocessingCanvas" xmlns:cx="http://schemas.microsoft.com/office/drawing/2014/chartex" xmlns:cx1="http://schemas.microsoft.com/office/drawing/2015/9/8/chartex" xmlns:cx2="http://schemas.microsoft.com/office/drawing/2015/10/21/chartex" xmlns:cx3="http://schemas.microsoft.com/office/drawing/2016/5/9/chartex" xmlns:cx4="http://schemas.microsoft.com/office/drawing/2016/5/10/chartex" xmlns:cx5="http://schemas.microsoft.com/office/drawing/2016/5/11/chartex" xmlns:cx6="http://schemas.microsoft.com/office/drawing/2016/5/12/chartex" xmlns:cx7="http://schemas.microsoft.com/office/drawing/2016/5/13/chartex" xmlns:cx8="http://schemas.microsoft.com/office/drawing/2016/5/14/chartex" xmlns:mc="http://schemas.openxmlformats.org/markup-compatibility/2006" xmlns:aink="http://schemas.microsoft.com/office/drawing/2016/ink" xmlns:am3d="http://schemas.microsoft.com/office/drawing/2017/model3d" xmlns:o="urn:schemas-microsoft-com:office:office" xmlns:oel="http://schemas.microsoft.com/office/2019/extlst" xmlns:r="http://schemas.openxmlformats.org/officeDocument/2006/relationships" xmlns:m="http://schemas.openxmlformats.org/officeDocument/2006/math" xmlns:v="urn:schemas-microsoft-com:vml" xmlns:wp14="http://schemas.microsoft.com/office/word/2010/wordprocessingDrawing" xmlns:wp="http://schemas.openxmlformats.org/drawingml/2006/wordprocessingDrawing" xmlns:w10="urn:schemas-microsoft-com:office:word" xmlns:w="http://schemas.openxmlformats.org/wordprocessingml/2006/main" xmlns:w14="http://schemas.microsoft.com/office/word/2010/wordml" xmlns:w15="http://schemas.microsoft.com/office/word/2012/wordml" xmlns:w16cex="http://schemas.microsoft.com/office/word/2018/wordml/cex" xmlns:w16cid="http://schemas.microsoft.com/office/word/2016/wordml/cid" xmlns:w16="http://schemas.microsoft.com/office/word/2018/wordml" xmlns:w16du="http://schemas.microsoft.com/office/word/2023/wordml/word16du" xmlns:w16sdtdh="http://schemas.microsoft.com/office/word/2020/wordml/sdtdatahash" xmlns:w16se="http://schemas.microsoft.com/office/word/2015/wordml/symex" xmlns:wpg="http://schemas.microsoft.com/office/word/2010/wordprocessingGroup" xmlns:wpi="http://schemas.microsoft.com/office/word/2010/wordprocessingInk" xmlns:wne="http://schemas.microsoft.com/office/word/2006/wordml" xmlns:wps="http://schemas.microsoft.com/office/word/2010/wordprocessingShape" mc:Ignorable="w14 w15 w16se w16cid w16 w16cex w16sdtdh w16du wp14">
+<w:document xmlns:wpc="http://schemas.microsoft.com/office/word/2010/wordprocessingCanvas" xmlns:cx="http://schemas.microsoft.com/office/drawing/2014/chartex" xmlns:cx1="http://schemas.microsoft.com/office/drawing/2015/9/8/chartex" xmlns:cx2="http://schemas.microsoft.com/office/drawing/2015/10/21/chartex" xmlns:cx3="http://schemas.microsoft.com/office/drawing/2016/5/9/chartex" xmlns:cx4="http://schemas.microsoft.com/office/drawing/2016/5/10/chartex" xmlns:cx5="http://schemas.microsoft.com/office/drawing/2016/5/11/chartex" xmlns:cx6="http://schemas.microsoft.com/office/drawing/2016/5/12/chartex" xmlns:cx7="http://schemas.microsoft.com/office/drawing/2016/5/13/chartex" xmlns:cx8="http://schemas.microsoft.com/office/drawing/2016/5/14/chartex" xmlns:mc="http://schemas.openxmlformats.org/markup-compatibility/2006" xmlns:aink="http://schemas.microsoft.com/office/drawing/2016/ink" xmlns:am3d="http://schemas.microsoft.com/office/drawing/2017/model3d" xmlns:o="urn:schemas-microsoft-com:office:office" xmlns:oel="http://schemas.microsoft.com/office/2019/extlst" xmlns:r="http://schemas.openxmlformats.org/officeDocument/2006/relationships" xmlns:m="http://schemas.openxmlformats.org/officeDocument/2006/math" xmlns:v="urn:schemas-microsoft-com:vml" xmlns:wp14="http://schemas.microsoft.com/office/word/2010/wordprocessingDrawing" xmlns:wp="http://schemas.openxmlformats.org/drawingml/2006/wordprocessingDrawing" xmlns:w10="urn:schemas-microsoft-com:office:word" xmlns:w="http://schemas.openxmlformats.org/wordprocessingml/2006/main" xmlns:w14="http://schemas.microsoft.com/office/word/2010/wordml" xmlns:w15="http://schemas.microsoft.com/office/word/2012/wordml" xmlns:w16cex="http://schemas.microsoft.com/office/word/2018/wordml/cex" xmlns:w16cid="http://schemas.microsoft.com/office/word/2016/wordml/cid" xmlns:w16="http://schemas.microsoft.com/office/word/2018/wordml" xmlns:w16du="http://schemas.microsoft.com/office/word/2023/wordml/word16du" xmlns:w16sdtdh="http://schemas.microsoft.com/office/word/2020/wordml/sdtdatahash" xmlns:w16sdtfl="http://schemas.microsoft.com/office/word/2024/wordml/sdtformatlock" xmlns:w16se="http://schemas.microsoft.com/office/word/2015/wordml/symex" xmlns:wpg="http://schemas.microsoft.com/office/word/2010/wordprocessingGroup" xmlns:wpi="http://schemas.microsoft.com/office/word/2010/wordprocessingInk" xmlns:wne="http://schemas.microsoft.com/office/word/2006/wordml" xmlns:wps="http://schemas.microsoft.com/office/word/2010/wordprocessingShape" mc:Ignorable="w14 w15 w16se w16cid w16 w16cex w16sdtdh w16sdtfl w16du wp14">
   <w:body>
     <w:p>
+      <w:pPr>
+        <w:rPr>
+          <w:rFonts w:hint="eastAsia"/>
+        </w:rPr>
+      </w:pPr>
       <w:r>
         <w:rPr>
           <w:rFonts w:hint="eastAsia"/>
@@ -59,6 +64,11 @@
       </w:r>
     </w:p>
     <w:p>
+      <w:pPr>
+        <w:rPr>
+          <w:rFonts w:hint="eastAsia"/>
+        </w:rPr>
+      </w:pPr>
       <w:r>
         <w:rPr>
           <w:rFonts w:hint="eastAsia"/>
@@ -121,6 +131,11 @@
       </w:r>
     </w:p>
     <w:p>
+      <w:pPr>
+        <w:rPr>
+          <w:rFonts w:hint="eastAsia"/>
+        </w:rPr>
+      </w:pPr>
       <w:r>
         <w:rPr>
           <w:noProof/>
@@ -185,7 +200,7 @@
         <w:rPr>
           <w:rFonts w:hint="eastAsia"/>
         </w:rPr>
-        <w:t>角度①控制整体旋转，重要。角度②③是一个平面连杆，控制点④的距离和高度。角度④⑤控制④⑤⑥部分的形状</w:t>
+        <w:t>角度①控制整体旋转。角度②③是一个平面连杆，控制点④的距离和高度。角度④⑤控制④⑤⑥部分的形状</w:t>
       </w:r>
       <w:r>
         <w:rPr>
@@ -203,7 +218,37 @@
         <w:rPr>
           <w:rFonts w:hint="eastAsia"/>
         </w:rPr>
-        <w:t>，因此④⑤⑥的角度由①控制水平转动，②+③+④的和控制垂直转动</w:t>
+        <w:t>，因此④⑤⑥的</w:t>
+      </w:r>
+      <w:r>
+        <w:rPr>
+          <w:rFonts w:hint="eastAsia"/>
+        </w:rPr>
+        <w:t>水平</w:t>
+      </w:r>
+      <w:r>
+        <w:rPr>
+          <w:rFonts w:hint="eastAsia"/>
+        </w:rPr>
+        <w:t>角度由①</w:t>
+      </w:r>
+      <w:r>
+        <w:rPr>
+          <w:rFonts w:hint="eastAsia"/>
+        </w:rPr>
+        <w:t>决定，垂直角度由</w:t>
+      </w:r>
+      <w:r>
+        <w:rPr>
+          <w:rFonts w:hint="eastAsia"/>
+        </w:rPr>
+        <w:t>②+③+④</w:t>
+      </w:r>
+      <w:r>
+        <w:rPr>
+          <w:rFonts w:hint="eastAsia"/>
+        </w:rPr>
+        <w:t>决定</w:t>
       </w:r>
       <w:r>
         <w:rPr>
@@ -243,6 +288,11 @@
       </w:r>
     </w:p>
     <w:p>
+      <w:pPr>
+        <w:rPr>
+          <w:rFonts w:hint="eastAsia"/>
+        </w:rPr>
+      </w:pPr>
       <w:r>
         <w:rPr>
           <w:noProof/>
@@ -341,6 +391,11 @@
       </w:r>
     </w:p>
     <w:p>
+      <w:pPr>
+        <w:rPr>
+          <w:rFonts w:hint="eastAsia"/>
+        </w:rPr>
+      </w:pPr>
       <w:r>
         <w:rPr>
           <w:noProof/>
@@ -418,7 +473,31 @@
         <w:rPr>
           <w:rFonts w:hint="eastAsia"/>
         </w:rPr>
-        <w:t>解出④号点的位置和方向。</w:t>
+        <w:t>解出④号点</w:t>
+      </w:r>
+      <w:r>
+        <w:rPr>
+          <w:rFonts w:hint="eastAsia"/>
+        </w:rPr>
+        <w:t>相对①号点</w:t>
+      </w:r>
+      <w:r>
+        <w:rPr>
+          <w:rFonts w:hint="eastAsia"/>
+        </w:rPr>
+        <w:t>的</w:t>
+      </w:r>
+      <w:r>
+        <w:rPr>
+          <w:rFonts w:hint="eastAsia"/>
+        </w:rPr>
+        <w:t>距离</w:t>
+      </w:r>
+      <w:r>
+        <w:rPr>
+          <w:rFonts w:hint="eastAsia"/>
+        </w:rPr>
+        <w:t>和方向。</w:t>
       </w:r>
       <w:r>
         <w:rPr>
@@ -436,19 +515,31 @@
         <w:rPr>
           <w:rFonts w:hint="eastAsia"/>
         </w:rPr>
-        <w:t>控制④的方向，②和③控制</w:t>
-      </w:r>
-      <w:r>
-        <w:rPr>
-          <w:rFonts w:hint="eastAsia"/>
-        </w:rPr>
-        <w:t>④号点的</w:t>
-      </w:r>
-      <w:r>
-        <w:rPr>
-          <w:rFonts w:hint="eastAsia"/>
-        </w:rPr>
-        <w:t>位置</w:t>
+        <w:t>控制④</w:t>
+      </w:r>
+      <w:r>
+        <w:rPr>
+          <w:rFonts w:hint="eastAsia"/>
+        </w:rPr>
+        <w:t>相对①</w:t>
+      </w:r>
+      <w:r>
+        <w:rPr>
+          <w:rFonts w:hint="eastAsia"/>
+        </w:rPr>
+        <w:t>的方向，②和③控制</w:t>
+      </w:r>
+      <w:r>
+        <w:rPr>
+          <w:rFonts w:hint="eastAsia"/>
+        </w:rPr>
+        <w:t>④号点</w:t>
+      </w:r>
+      <w:r>
+        <w:rPr>
+          <w:rFonts w:hint="eastAsia"/>
+        </w:rPr>
+        <w:t>和①号点水平和竖直方向上的距离</w:t>
       </w:r>
       <w:r>
         <w:rPr>
@@ -464,6 +555,11 @@
       </w:r>
     </w:p>
     <w:p>
+      <w:pPr>
+        <w:rPr>
+          <w:rFonts w:hint="eastAsia"/>
+        </w:rPr>
+      </w:pPr>
       <w:r>
         <w:rPr>
           <w:noProof/>
@@ -599,6 +695,11 @@
       </w:r>
     </w:p>
     <w:p>
+      <w:pPr>
+        <w:rPr>
+          <w:rFonts w:hint="eastAsia"/>
+        </w:rPr>
+      </w:pPr>
       <w:r>
         <w:rPr>
           <w:noProof/>
@@ -654,6 +755,11 @@
       </w:r>
     </w:p>
     <w:p>
+      <w:pPr>
+        <w:rPr>
+          <w:rFonts w:hint="eastAsia"/>
+        </w:rPr>
+      </w:pPr>
       <w:r>
         <w:rPr>
           <w:rFonts w:ascii="MS Mincho" w:eastAsia="MS Mincho" w:hAnsi="MS Mincho" w:cs="MS Mincho" w:hint="eastAsia"/>
@@ -664,13 +770,7 @@
         <w:rPr>
           <w:rFonts w:hint="eastAsia"/>
         </w:rPr>
-        <w:t>⑤</w:t>
-      </w:r>
-      <w:r>
-        <w:rPr>
-          <w:rFonts w:hint="eastAsia"/>
-        </w:rPr>
-        <w:t>角度很难调，偏移调小会碰到球，偏移调大会</w:t>
+        <w:t>⑤角度很难调，偏移调小会碰到球，偏移调大会</w:t>
       </w:r>
       <w:r>
         <w:rPr>
@@ -706,7 +806,13 @@
         <w:rPr>
           <w:rFonts w:hint="eastAsia"/>
         </w:rPr>
-        <w:t>大部分情况100%，只有少部分极端情况50</w:t>
+        <w:t>大部分情况100%，只有少部分极端情况</w:t>
+      </w:r>
+      <w:r>
+        <w:rPr>
+          <w:rFonts w:hint="eastAsia"/>
+        </w:rPr>
+        <w:t>70</w:t>
       </w:r>
       <w:r>
         <w:rPr>
@@ -736,7 +842,13 @@
         <w:rPr>
           <w:rFonts w:hint="eastAsia"/>
         </w:rPr>
-        <w:t>分数稳定在96-97</w:t>
+        <w:t>分数稳定在9</w:t>
+      </w:r>
+      <w:r>
+        <w:rPr>
+          <w:rFonts w:hint="eastAsia"/>
+        </w:rPr>
+        <w:t>8.7</w:t>
       </w:r>
       <w:r>
         <w:rPr>
@@ -745,7 +857,13 @@
         <w:t>。</w:t>
       </w:r>
     </w:p>
-    <w:p/>
+    <w:p>
+      <w:pPr>
+        <w:rPr>
+          <w:rFonts w:hint="eastAsia"/>
+        </w:rPr>
+      </w:pPr>
+    </w:p>
     <w:p>
       <w:pPr>
         <w:rPr>
@@ -820,6 +938,11 @@
       </w:r>
     </w:p>
     <w:p>
+      <w:pPr>
+        <w:rPr>
+          <w:rFonts w:hint="eastAsia"/>
+        </w:rPr>
+      </w:pPr>
       <w:r>
         <w:rPr>
           <w:rFonts w:hint="eastAsia"/>
@@ -875,19 +998,11 @@
         </w:rPr>
         <w:t>可以用来</w:t>
       </w:r>
-      <w:proofErr w:type="spellStart"/>
-      <w:r>
-        <w:rPr>
-          <w:rFonts w:hint="eastAsia"/>
-        </w:rPr>
-        <w:t>mcfx</w:t>
-      </w:r>
-      <w:proofErr w:type="spellEnd"/>
-      <w:r>
-        <w:rPr>
-          <w:rFonts w:hint="eastAsia"/>
-        </w:rPr>
-        <w:t>。</w:t>
+      <w:r>
+        <w:rPr>
+          <w:rFonts w:hint="eastAsia"/>
+        </w:rPr>
+        <w:t>mcfx。</w:t>
       </w:r>
       <w:r>
         <w:rPr>
@@ -905,11 +1020,46 @@
         <w:rPr>
           <w:rFonts w:hint="eastAsia"/>
         </w:rPr>
-        <w:t>直接po一个97%上去就太欺负人了。调到60%能过初赛就行。</w:t>
-      </w:r>
-    </w:p>
-    <w:p/>
-    <w:p>
+        <w:t>直接po一个9</w:t>
+      </w:r>
+      <w:r>
+        <w:rPr>
+          <w:rFonts w:hint="eastAsia"/>
+        </w:rPr>
+        <w:t>9</w:t>
+      </w:r>
+      <w:r>
+        <w:rPr>
+          <w:rFonts w:hint="eastAsia"/>
+        </w:rPr>
+        <w:t>%上去就太欺负人了。调到</w:t>
+      </w:r>
+      <w:r>
+        <w:rPr>
+          <w:rFonts w:hint="eastAsia"/>
+        </w:rPr>
+        <w:t>60</w:t>
+      </w:r>
+      <w:r>
+        <w:rPr>
+          <w:rFonts w:hint="eastAsia"/>
+        </w:rPr>
+        <w:t>%能过初赛就行。</w:t>
+      </w:r>
+    </w:p>
+    <w:p>
+      <w:pPr>
+        <w:rPr>
+          <w:rFonts w:hint="eastAsia"/>
+        </w:rPr>
+      </w:pPr>
+    </w:p>
+    <w:p>
+      <w:pPr>
+        <w:rPr>
+          <w:rFonts w:hint="eastAsia"/>
+        </w:rPr>
+      </w:pPr>
       <w:r>
         <w:rPr>
           <w:rFonts w:hint="eastAsia"/>
@@ -944,6 +1094,9 @@
           <w:numId w:val="2"/>
         </w:numPr>
         <w:ind w:firstLineChars="0"/>
+        <w:rPr>
+          <w:rFonts w:hint="eastAsia"/>
+        </w:rPr>
       </w:pPr>
       <w:r>
         <w:rPr>
@@ -960,6 +1113,9 @@
           <w:numId w:val="2"/>
         </w:numPr>
         <w:ind w:firstLineChars="0"/>
+        <w:rPr>
+          <w:rFonts w:hint="eastAsia"/>
+        </w:rPr>
       </w:pPr>
       <w:r>
         <w:rPr>
@@ -1016,6 +1172,13 @@
         </w:rPr>
         <w:t>物体（符合前几届的风格）</w:t>
       </w:r>
+    </w:p>
+    <w:p>
+      <w:pPr>
+        <w:rPr>
+          <w:rFonts w:hint="eastAsia"/>
+        </w:rPr>
+      </w:pPr>
     </w:p>
     <w:sectPr>
       <w:pgSz w:w="11906" w:h="16838"/>
@@ -1028,7 +1191,7 @@
 </file>
 
 <file path=word/numbering.xml><?xml version="1.0" encoding="utf-8"?>
-<w:numbering xmlns:wpc="http://schemas.microsoft.com/office/word/2010/wordprocessingCanvas" xmlns:cx="http://schemas.microsoft.com/office/drawing/2014/chartex" xmlns:cx1="http://schemas.microsoft.com/office/drawing/2015/9/8/chartex" xmlns:cx2="http://schemas.microsoft.com/office/drawing/2015/10/21/chartex" xmlns:cx3="http://schemas.microsoft.com/office/drawing/2016/5/9/chartex" xmlns:cx4="http://schemas.microsoft.com/office/drawing/2016/5/10/chartex" xmlns:cx5="http://schemas.microsoft.com/office/drawing/2016/5/11/chartex" xmlns:cx6="http://schemas.microsoft.com/office/drawing/2016/5/12/chartex" xmlns:cx7="http://schemas.microsoft.com/office/drawing/2016/5/13/chartex" xmlns:cx8="http://schemas.microsoft.com/office/drawing/2016/5/14/chartex" xmlns:mc="http://schemas.openxmlformats.org/markup-compatibility/2006" xmlns:aink="http://schemas.microsoft.com/office/drawing/2016/ink" xmlns:am3d="http://schemas.microsoft.com/office/drawing/2017/model3d" xmlns:o="urn:schemas-microsoft-com:office:office" xmlns:oel="http://schemas.microsoft.com/office/2019/extlst" xmlns:r="http://schemas.openxmlformats.org/officeDocument/2006/relationships" xmlns:m="http://schemas.openxmlformats.org/officeDocument/2006/math" xmlns:v="urn:schemas-microsoft-com:vml" xmlns:wp14="http://schemas.microsoft.com/office/word/2010/wordprocessingDrawing" xmlns:wp="http://schemas.openxmlformats.org/drawingml/2006/wordprocessingDrawing" xmlns:w10="urn:schemas-microsoft-com:office:word" xmlns:w="http://schemas.openxmlformats.org/wordprocessingml/2006/main" xmlns:w14="http://schemas.microsoft.com/office/word/2010/wordml" xmlns:w15="http://schemas.microsoft.com/office/word/2012/wordml" xmlns:w16cex="http://schemas.microsoft.com/office/word/2018/wordml/cex" xmlns:w16cid="http://schemas.microsoft.com/office/word/2016/wordml/cid" xmlns:w16="http://schemas.microsoft.com/office/word/2018/wordml" xmlns:w16du="http://schemas.microsoft.com/office/word/2023/wordml/word16du" xmlns:w16sdtdh="http://schemas.microsoft.com/office/word/2020/wordml/sdtdatahash" xmlns:w16se="http://schemas.microsoft.com/office/word/2015/wordml/symex" xmlns:wpg="http://schemas.microsoft.com/office/word/2010/wordprocessingGroup" xmlns:wpi="http://schemas.microsoft.com/office/word/2010/wordprocessingInk" xmlns:wne="http://schemas.microsoft.com/office/word/2006/wordml" xmlns:wps="http://schemas.microsoft.com/office/word/2010/wordprocessingShape" mc:Ignorable="w14 w15 w16se w16cid w16 w16cex w16sdtdh w16du wp14">
+<w:numbering xmlns:wpc="http://schemas.microsoft.com/office/word/2010/wordprocessingCanvas" xmlns:cx="http://schemas.microsoft.com/office/drawing/2014/chartex" xmlns:cx1="http://schemas.microsoft.com/office/drawing/2015/9/8/chartex" xmlns:cx2="http://schemas.microsoft.com/office/drawing/2015/10/21/chartex" xmlns:cx3="http://schemas.microsoft.com/office/drawing/2016/5/9/chartex" xmlns:cx4="http://schemas.microsoft.com/office/drawing/2016/5/10/chartex" xmlns:cx5="http://schemas.microsoft.com/office/drawing/2016/5/11/chartex" xmlns:cx6="http://schemas.microsoft.com/office/drawing/2016/5/12/chartex" xmlns:cx7="http://schemas.microsoft.com/office/drawing/2016/5/13/chartex" xmlns:cx8="http://schemas.microsoft.com/office/drawing/2016/5/14/chartex" xmlns:mc="http://schemas.openxmlformats.org/markup-compatibility/2006" xmlns:aink="http://schemas.microsoft.com/office/drawing/2016/ink" xmlns:am3d="http://schemas.microsoft.com/office/drawing/2017/model3d" xmlns:o="urn:schemas-microsoft-com:office:office" xmlns:oel="http://schemas.microsoft.com/office/2019/extlst" xmlns:r="http://schemas.openxmlformats.org/officeDocument/2006/relationships" xmlns:m="http://schemas.openxmlformats.org/officeDocument/2006/math" xmlns:v="urn:schemas-microsoft-com:vml" xmlns:wp14="http://schemas.microsoft.com/office/word/2010/wordprocessingDrawing" xmlns:wp="http://schemas.openxmlformats.org/drawingml/2006/wordprocessingDrawing" xmlns:w10="urn:schemas-microsoft-com:office:word" xmlns:w="http://schemas.openxmlformats.org/wordprocessingml/2006/main" xmlns:w14="http://schemas.microsoft.com/office/word/2010/wordml" xmlns:w15="http://schemas.microsoft.com/office/word/2012/wordml" xmlns:w16cex="http://schemas.microsoft.com/office/word/2018/wordml/cex" xmlns:w16cid="http://schemas.microsoft.com/office/word/2016/wordml/cid" xmlns:w16="http://schemas.microsoft.com/office/word/2018/wordml" xmlns:w16du="http://schemas.microsoft.com/office/word/2023/wordml/word16du" xmlns:w16sdtdh="http://schemas.microsoft.com/office/word/2020/wordml/sdtdatahash" xmlns:w16sdtfl="http://schemas.microsoft.com/office/word/2024/wordml/sdtformatlock" xmlns:w16se="http://schemas.microsoft.com/office/word/2015/wordml/symex" xmlns:wpg="http://schemas.microsoft.com/office/word/2010/wordprocessingGroup" xmlns:wpi="http://schemas.microsoft.com/office/word/2010/wordprocessingInk" xmlns:wne="http://schemas.microsoft.com/office/word/2006/wordml" xmlns:wps="http://schemas.microsoft.com/office/word/2010/wordprocessingShape" mc:Ignorable="w14 w15 w16se w16cid w16 w16cex w16sdtdh w16sdtfl w16du wp14">
   <w:abstractNum w:abstractNumId="0" w15:restartNumberingAfterBreak="0">
     <w:nsid w:val="40DB5D08"/>
     <w:multiLevelType w:val="hybridMultilevel"/>
@@ -1241,7 +1404,7 @@
 </file>
 
 <file path=word/styles.xml><?xml version="1.0" encoding="utf-8"?>
-<w:styles xmlns:mc="http://schemas.openxmlformats.org/markup-compatibility/2006" xmlns:r="http://schemas.openxmlformats.org/officeDocument/2006/relationships" xmlns:w="http://schemas.openxmlformats.org/wordprocessingml/2006/main" xmlns:w14="http://schemas.microsoft.com/office/word/2010/wordml" xmlns:w15="http://schemas.microsoft.com/office/word/2012/wordml" xmlns:w16cex="http://schemas.microsoft.com/office/word/2018/wordml/cex" xmlns:w16cid="http://schemas.microsoft.com/office/word/2016/wordml/cid" xmlns:w16="http://schemas.microsoft.com/office/word/2018/wordml" xmlns:w16du="http://schemas.microsoft.com/office/word/2023/wordml/word16du" xmlns:w16sdtdh="http://schemas.microsoft.com/office/word/2020/wordml/sdtdatahash" xmlns:w16se="http://schemas.microsoft.com/office/word/2015/wordml/symex" mc:Ignorable="w14 w15 w16se w16cid w16 w16cex w16sdtdh w16du">
+<w:styles xmlns:mc="http://schemas.openxmlformats.org/markup-compatibility/2006" xmlns:r="http://schemas.openxmlformats.org/officeDocument/2006/relationships" xmlns:w="http://schemas.openxmlformats.org/wordprocessingml/2006/main" xmlns:w14="http://schemas.microsoft.com/office/word/2010/wordml" xmlns:w15="http://schemas.microsoft.com/office/word/2012/wordml" xmlns:w16cex="http://schemas.microsoft.com/office/word/2018/wordml/cex" xmlns:w16cid="http://schemas.microsoft.com/office/word/2016/wordml/cid" xmlns:w16="http://schemas.microsoft.com/office/word/2018/wordml" xmlns:w16du="http://schemas.microsoft.com/office/word/2023/wordml/word16du" xmlns:w16sdtdh="http://schemas.microsoft.com/office/word/2020/wordml/sdtdatahash" xmlns:w16sdtfl="http://schemas.microsoft.com/office/word/2024/wordml/sdtformatlock" xmlns:w16se="http://schemas.microsoft.com/office/word/2015/wordml/symex" mc:Ignorable="w14 w15 w16se w16cid w16 w16cex w16sdtdh w16sdtfl w16du">
   <w:docDefaults>
     <w:rPrDefault>
       <w:rPr>
@@ -1647,6 +1810,7 @@
   <w:style w:type="character" w:default="1" w:styleId="a0">
     <w:name w:val="Default Paragraph Font"/>
     <w:uiPriority w:val="1"/>
+    <w:semiHidden/>
     <w:unhideWhenUsed/>
   </w:style>
   <w:style w:type="table" w:default="1" w:styleId="a1">
